--- a/CPNS/laporan-progress/Laporan_Akhir_Aktualisasi_SITRIA_2026.docx
+++ b/CPNS/laporan-progress/Laporan_Akhir_Aktualisasi_SITRIA_2026.docx
@@ -1878,13 +1878,7 @@
               <w:rPr>
                 <w:sz w:val="20"/>
               </w:rPr>
-              <w:t>30 Maret</w:t>
-            </w:r>
-            <w:r>
-              <w:rPr>
-                <w:sz w:val="20"/>
-              </w:rPr>
-              <w:t xml:space="preserve"> 2026</w:t>
+              <w:t>30 Maret 2026</w:t>
             </w:r>
           </w:p>
         </w:tc>
@@ -1948,13 +1942,7 @@
               <w:rPr>
                 <w:sz w:val="20"/>
               </w:rPr>
-              <w:t>7 April</w:t>
-            </w:r>
-            <w:r>
-              <w:rPr>
-                <w:sz w:val="20"/>
-              </w:rPr>
-              <w:t xml:space="preserve"> 2026</w:t>
+              <w:t>7 April 2026</w:t>
             </w:r>
           </w:p>
         </w:tc>
@@ -2018,13 +2006,7 @@
               <w:rPr>
                 <w:sz w:val="20"/>
               </w:rPr>
-              <w:t>14 April</w:t>
-            </w:r>
-            <w:r>
-              <w:rPr>
-                <w:sz w:val="20"/>
-              </w:rPr>
-              <w:t xml:space="preserve"> 2026</w:t>
+              <w:t>14 April 2026</w:t>
             </w:r>
           </w:p>
         </w:tc>
@@ -2088,13 +2070,7 @@
               <w:rPr>
                 <w:sz w:val="20"/>
               </w:rPr>
-              <w:t>15 April</w:t>
-            </w:r>
-            <w:r>
-              <w:rPr>
-                <w:sz w:val="20"/>
-              </w:rPr>
-              <w:t xml:space="preserve"> 2026</w:t>
+              <w:t>15 April 2026</w:t>
             </w:r>
           </w:p>
         </w:tc>
@@ -2335,19 +2311,7 @@
               <w:rPr>
                 <w:sz w:val="20"/>
               </w:rPr>
-              <w:t>2</w:t>
-            </w:r>
-            <w:r>
-              <w:rPr>
-                <w:sz w:val="20"/>
-              </w:rPr>
-              <w:t>4</w:t>
-            </w:r>
-            <w:r>
-              <w:rPr>
-                <w:sz w:val="20"/>
-              </w:rPr>
-              <w:t xml:space="preserve"> Maret 2026</w:t>
+              <w:t>24 Maret 2026</w:t>
             </w:r>
           </w:p>
         </w:tc>
@@ -2411,25 +2375,7 @@
               <w:rPr>
                 <w:sz w:val="20"/>
               </w:rPr>
-              <w:t>1</w:t>
-            </w:r>
-            <w:r>
-              <w:rPr>
-                <w:sz w:val="20"/>
-              </w:rPr>
-              <w:t xml:space="preserve"> </w:t>
-            </w:r>
-            <w:r>
-              <w:rPr>
-                <w:sz w:val="20"/>
-              </w:rPr>
-              <w:t>April</w:t>
-            </w:r>
-            <w:r>
-              <w:rPr>
-                <w:sz w:val="20"/>
-              </w:rPr>
-              <w:t xml:space="preserve"> 2026</w:t>
+              <w:t>1 April 2026</w:t>
             </w:r>
           </w:p>
         </w:tc>
@@ -2493,13 +2439,7 @@
               <w:rPr>
                 <w:sz w:val="20"/>
               </w:rPr>
-              <w:t>8</w:t>
-            </w:r>
-            <w:r>
-              <w:rPr>
-                <w:sz w:val="20"/>
-              </w:rPr>
-              <w:t xml:space="preserve"> April 2026</w:t>
+              <w:t>8 April 2026</w:t>
             </w:r>
           </w:p>
         </w:tc>
@@ -2563,19 +2503,7 @@
               <w:rPr>
                 <w:sz w:val="20"/>
               </w:rPr>
-              <w:t>1</w:t>
-            </w:r>
-            <w:r>
-              <w:rPr>
-                <w:sz w:val="20"/>
-              </w:rPr>
-              <w:t>5</w:t>
-            </w:r>
-            <w:r>
-              <w:rPr>
-                <w:sz w:val="20"/>
-              </w:rPr>
-              <w:t xml:space="preserve"> April 2026</w:t>
+              <w:t>15 April 2026</w:t>
             </w:r>
           </w:p>
         </w:tc>
@@ -2639,13 +2567,7 @@
               <w:rPr>
                 <w:sz w:val="20"/>
               </w:rPr>
-              <w:t>18</w:t>
-            </w:r>
-            <w:r>
-              <w:rPr>
-                <w:sz w:val="20"/>
-              </w:rPr>
-              <w:t xml:space="preserve"> April 2026</w:t>
+              <w:t>18 April 2026</w:t>
             </w:r>
           </w:p>
         </w:tc>
@@ -3096,13 +3018,6 @@
         </w:rPr>
         <w:tab/>
       </w:r>
-      <w:r>
-        <w:rPr>
-          <w:b/>
-          <w:sz w:val="22"/>
-        </w:rPr>
-        <w:t>11</w:t>
-      </w:r>
     </w:p>
     <w:p>
       <w:pPr>
@@ -3138,7 +3053,7 @@
         <w:rPr>
           <w:sz w:val="22"/>
         </w:rPr>
-        <w:t>BAB II  Implementasi Aktualisasi</w:t>
+        <w:t>BAB II Implementasi Aktualisasi</w:t>
       </w:r>
       <w:r>
         <w:rPr>

--- a/CPNS/laporan-progress/Laporan_Akhir_Aktualisasi_SITRIA_2026.docx
+++ b/CPNS/laporan-progress/Laporan_Akhir_Aktualisasi_SITRIA_2026.docx
@@ -263,7 +263,7 @@
       <w:tblGrid>
         <w:gridCol w:w="2268"/>
         <w:gridCol w:w="283"/>
-        <w:gridCol w:w="2757"/>
+        <w:gridCol w:w="3481"/>
       </w:tblGrid>
       <w:tr>
         <w:trPr>
@@ -304,7 +304,7 @@
         </w:tc>
         <w:tc>
           <w:tcPr>
-            <w:tcW w:w="2757" w:type="dxa"/>
+            <w:tcW w:w="3481" w:type="dxa"/>
           </w:tcPr>
           <w:p>
             <w:pPr>
@@ -358,7 +358,7 @@
         </w:tc>
         <w:tc>
           <w:tcPr>
-            <w:tcW w:w="2757" w:type="dxa"/>
+            <w:tcW w:w="3481" w:type="dxa"/>
           </w:tcPr>
           <w:p>
             <w:pPr>
@@ -412,7 +412,7 @@
         </w:tc>
         <w:tc>
           <w:tcPr>
-            <w:tcW w:w="2757" w:type="dxa"/>
+            <w:tcW w:w="3481" w:type="dxa"/>
           </w:tcPr>
           <w:p>
             <w:pPr>
@@ -466,7 +466,7 @@
         </w:tc>
         <w:tc>
           <w:tcPr>
-            <w:tcW w:w="2757" w:type="dxa"/>
+            <w:tcW w:w="3481" w:type="dxa"/>
           </w:tcPr>
           <w:p>
             <w:pPr>
@@ -520,7 +520,7 @@
         </w:tc>
         <w:tc>
           <w:tcPr>
-            <w:tcW w:w="2757" w:type="dxa"/>
+            <w:tcW w:w="3481" w:type="dxa"/>
           </w:tcPr>
           <w:p>
             <w:pPr>
@@ -569,6 +569,73 @@
         <w:spacing w:after="1200"/>
         <w:jc w:val="right"/>
       </w:pPr>
+      <w:r>
+        <w:rPr>
+          <w:noProof/>
+        </w:rPr>
+        <w:drawing>
+          <wp:anchor distT="0" distB="0" distL="114300" distR="114300" simplePos="0" relativeHeight="251669504" behindDoc="1" locked="0" layoutInCell="1" allowOverlap="1" wp14:anchorId="27B24D37" wp14:editId="4D38EED6">
+            <wp:simplePos x="0" y="0"/>
+            <wp:positionH relativeFrom="column">
+              <wp:posOffset>3433660</wp:posOffset>
+            </wp:positionH>
+            <wp:positionV relativeFrom="paragraph">
+              <wp:posOffset>145594</wp:posOffset>
+            </wp:positionV>
+            <wp:extent cx="1056506" cy="931497"/>
+            <wp:effectExtent l="0" t="0" r="0" b="2540"/>
+            <wp:wrapNone/>
+            <wp:docPr id="1510557708" name="Picture 4"/>
+            <wp:cNvGraphicFramePr>
+              <a:graphicFrameLocks xmlns:a="http://schemas.openxmlformats.org/drawingml/2006/main" noChangeAspect="1"/>
+            </wp:cNvGraphicFramePr>
+            <a:graphic xmlns:a="http://schemas.openxmlformats.org/drawingml/2006/main">
+              <a:graphicData uri="http://schemas.openxmlformats.org/drawingml/2006/picture">
+                <pic:pic xmlns:pic="http://schemas.openxmlformats.org/drawingml/2006/picture">
+                  <pic:nvPicPr>
+                    <pic:cNvPr id="0" name="Picture 10"/>
+                    <pic:cNvPicPr>
+                      <a:picLocks noChangeAspect="1" noChangeArrowheads="1"/>
+                    </pic:cNvPicPr>
+                  </pic:nvPicPr>
+                  <pic:blipFill>
+                    <a:blip r:embed="rId8">
+                      <a:extLst>
+                        <a:ext uri="{28A0092B-C50C-407E-A947-70E740481C1C}">
+                          <a14:useLocalDpi xmlns:a14="http://schemas.microsoft.com/office/drawing/2010/main" val="0"/>
+                        </a:ext>
+                      </a:extLst>
+                    </a:blip>
+                    <a:srcRect/>
+                    <a:stretch>
+                      <a:fillRect/>
+                    </a:stretch>
+                  </pic:blipFill>
+                  <pic:spPr bwMode="auto">
+                    <a:xfrm>
+                      <a:off x="0" y="0"/>
+                      <a:ext cx="1056506" cy="931497"/>
+                    </a:xfrm>
+                    <a:prstGeom prst="rect">
+                      <a:avLst/>
+                    </a:prstGeom>
+                    <a:noFill/>
+                    <a:ln>
+                      <a:noFill/>
+                    </a:ln>
+                  </pic:spPr>
+                </pic:pic>
+              </a:graphicData>
+            </a:graphic>
+            <wp14:sizeRelH relativeFrom="margin">
+              <wp14:pctWidth>0</wp14:pctWidth>
+            </wp14:sizeRelH>
+            <wp14:sizeRelV relativeFrom="margin">
+              <wp14:pctHeight>0</wp14:pctHeight>
+            </wp14:sizeRelV>
+          </wp:anchor>
+        </w:drawing>
+      </w:r>
       <w:r>
         <w:t>Yang Menyatakan,</w:t>
       </w:r>
@@ -636,7 +703,7 @@
       <w:tblGrid>
         <w:gridCol w:w="2268"/>
         <w:gridCol w:w="283"/>
-        <w:gridCol w:w="2757"/>
+        <w:gridCol w:w="4332"/>
       </w:tblGrid>
       <w:tr>
         <w:trPr>
@@ -677,7 +744,7 @@
         </w:tc>
         <w:tc>
           <w:tcPr>
-            <w:tcW w:w="2757" w:type="dxa"/>
+            <w:tcW w:w="4332" w:type="dxa"/>
           </w:tcPr>
           <w:p>
             <w:pPr>
@@ -731,7 +798,7 @@
         </w:tc>
         <w:tc>
           <w:tcPr>
-            <w:tcW w:w="2757" w:type="dxa"/>
+            <w:tcW w:w="4332" w:type="dxa"/>
           </w:tcPr>
           <w:p>
             <w:pPr>
@@ -785,7 +852,7 @@
         </w:tc>
         <w:tc>
           <w:tcPr>
-            <w:tcW w:w="2757" w:type="dxa"/>
+            <w:tcW w:w="4332" w:type="dxa"/>
           </w:tcPr>
           <w:p>
             <w:pPr>
@@ -839,7 +906,7 @@
         </w:tc>
         <w:tc>
           <w:tcPr>
-            <w:tcW w:w="2757" w:type="dxa"/>
+            <w:tcW w:w="4332" w:type="dxa"/>
           </w:tcPr>
           <w:p>
             <w:pPr>
@@ -893,7 +960,7 @@
         </w:tc>
         <w:tc>
           <w:tcPr>
-            <w:tcW w:w="2757" w:type="dxa"/>
+            <w:tcW w:w="4332" w:type="dxa"/>
           </w:tcPr>
           <w:p>
             <w:pPr>
@@ -948,6 +1015,67 @@
             <w:pPr>
               <w:jc w:val="center"/>
             </w:pPr>
+            <w:r>
+              <w:rPr>
+                <w:noProof/>
+              </w:rPr>
+              <w:drawing>
+                <wp:anchor distT="0" distB="0" distL="114300" distR="114300" simplePos="0" relativeHeight="251650048" behindDoc="0" locked="0" layoutInCell="1" allowOverlap="1" wp14:anchorId="64496FDE" wp14:editId="64CB293D">
+                  <wp:simplePos x="0" y="0"/>
+                  <wp:positionH relativeFrom="column">
+                    <wp:posOffset>449400</wp:posOffset>
+                  </wp:positionH>
+                  <wp:positionV relativeFrom="paragraph">
+                    <wp:posOffset>23974</wp:posOffset>
+                  </wp:positionV>
+                  <wp:extent cx="1376045" cy="1442720"/>
+                  <wp:effectExtent l="0" t="0" r="0" b="0"/>
+                  <wp:wrapNone/>
+                  <wp:docPr id="1688801080" name="Picture 3"/>
+                  <wp:cNvGraphicFramePr>
+                    <a:graphicFrameLocks xmlns:a="http://schemas.openxmlformats.org/drawingml/2006/main" noChangeAspect="1"/>
+                  </wp:cNvGraphicFramePr>
+                  <a:graphic xmlns:a="http://schemas.openxmlformats.org/drawingml/2006/main">
+                    <a:graphicData uri="http://schemas.openxmlformats.org/drawingml/2006/picture">
+                      <pic:pic xmlns:pic="http://schemas.openxmlformats.org/drawingml/2006/picture">
+                        <pic:nvPicPr>
+                          <pic:cNvPr id="0" name="Picture 8"/>
+                          <pic:cNvPicPr>
+                            <a:picLocks noChangeAspect="1" noChangeArrowheads="1"/>
+                          </pic:cNvPicPr>
+                        </pic:nvPicPr>
+                        <pic:blipFill>
+                          <a:blip r:embed="rId9">
+                            <a:extLst>
+                              <a:ext uri="{28A0092B-C50C-407E-A947-70E740481C1C}">
+                                <a14:useLocalDpi xmlns:a14="http://schemas.microsoft.com/office/drawing/2010/main" val="0"/>
+                              </a:ext>
+                            </a:extLst>
+                          </a:blip>
+                          <a:srcRect/>
+                          <a:stretch>
+                            <a:fillRect/>
+                          </a:stretch>
+                        </pic:blipFill>
+                        <pic:spPr bwMode="auto">
+                          <a:xfrm>
+                            <a:off x="0" y="0"/>
+                            <a:ext cx="1376045" cy="1442720"/>
+                          </a:xfrm>
+                          <a:prstGeom prst="rect">
+                            <a:avLst/>
+                          </a:prstGeom>
+                          <a:noFill/>
+                          <a:ln>
+                            <a:noFill/>
+                          </a:ln>
+                        </pic:spPr>
+                      </pic:pic>
+                    </a:graphicData>
+                  </a:graphic>
+                </wp:anchor>
+              </w:drawing>
+            </w:r>
             <w:r>
               <w:rPr>
                 <w:sz w:val="22"/>
@@ -1084,7 +1212,7 @@
       <w:tblGrid>
         <w:gridCol w:w="2551"/>
         <w:gridCol w:w="283"/>
-        <w:gridCol w:w="2757"/>
+        <w:gridCol w:w="3481"/>
       </w:tblGrid>
       <w:tr>
         <w:trPr>
@@ -1125,7 +1253,7 @@
         </w:tc>
         <w:tc>
           <w:tcPr>
-            <w:tcW w:w="2757" w:type="dxa"/>
+            <w:tcW w:w="3481" w:type="dxa"/>
           </w:tcPr>
           <w:p>
             <w:pPr>
@@ -1179,7 +1307,7 @@
         </w:tc>
         <w:tc>
           <w:tcPr>
-            <w:tcW w:w="2757" w:type="dxa"/>
+            <w:tcW w:w="3481" w:type="dxa"/>
           </w:tcPr>
           <w:p>
             <w:pPr>
@@ -1233,7 +1361,7 @@
         </w:tc>
         <w:tc>
           <w:tcPr>
-            <w:tcW w:w="2757" w:type="dxa"/>
+            <w:tcW w:w="3481" w:type="dxa"/>
           </w:tcPr>
           <w:p>
             <w:pPr>
@@ -1287,7 +1415,7 @@
         </w:tc>
         <w:tc>
           <w:tcPr>
-            <w:tcW w:w="2757" w:type="dxa"/>
+            <w:tcW w:w="3481" w:type="dxa"/>
           </w:tcPr>
           <w:p>
             <w:pPr>
@@ -1341,7 +1469,7 @@
         </w:tc>
         <w:tc>
           <w:tcPr>
-            <w:tcW w:w="2757" w:type="dxa"/>
+            <w:tcW w:w="3481" w:type="dxa"/>
           </w:tcPr>
           <w:p>
             <w:pPr>
@@ -1395,7 +1523,7 @@
         </w:tc>
         <w:tc>
           <w:tcPr>
-            <w:tcW w:w="2757" w:type="dxa"/>
+            <w:tcW w:w="3481" w:type="dxa"/>
           </w:tcPr>
           <w:p>
             <w:pPr>
@@ -1486,6 +1614,67 @@
             <w:pPr>
               <w:jc w:val="center"/>
             </w:pPr>
+            <w:r>
+              <w:rPr>
+                <w:noProof/>
+              </w:rPr>
+              <w:drawing>
+                <wp:anchor distT="0" distB="0" distL="114300" distR="114300" simplePos="0" relativeHeight="251653120" behindDoc="0" locked="0" layoutInCell="1" allowOverlap="1" wp14:anchorId="55C2B53E" wp14:editId="45DF9BD8">
+                  <wp:simplePos x="0" y="0"/>
+                  <wp:positionH relativeFrom="column">
+                    <wp:posOffset>43768</wp:posOffset>
+                  </wp:positionH>
+                  <wp:positionV relativeFrom="paragraph">
+                    <wp:posOffset>43073</wp:posOffset>
+                  </wp:positionV>
+                  <wp:extent cx="1376045" cy="1442720"/>
+                  <wp:effectExtent l="0" t="0" r="0" b="0"/>
+                  <wp:wrapNone/>
+                  <wp:docPr id="233085834" name="Picture 3"/>
+                  <wp:cNvGraphicFramePr>
+                    <a:graphicFrameLocks xmlns:a="http://schemas.openxmlformats.org/drawingml/2006/main" noChangeAspect="1"/>
+                  </wp:cNvGraphicFramePr>
+                  <a:graphic xmlns:a="http://schemas.openxmlformats.org/drawingml/2006/main">
+                    <a:graphicData uri="http://schemas.openxmlformats.org/drawingml/2006/picture">
+                      <pic:pic xmlns:pic="http://schemas.openxmlformats.org/drawingml/2006/picture">
+                        <pic:nvPicPr>
+                          <pic:cNvPr id="0" name="Picture 8"/>
+                          <pic:cNvPicPr>
+                            <a:picLocks noChangeAspect="1" noChangeArrowheads="1"/>
+                          </pic:cNvPicPr>
+                        </pic:nvPicPr>
+                        <pic:blipFill>
+                          <a:blip r:embed="rId9">
+                            <a:extLst>
+                              <a:ext uri="{28A0092B-C50C-407E-A947-70E740481C1C}">
+                                <a14:useLocalDpi xmlns:a14="http://schemas.microsoft.com/office/drawing/2010/main" val="0"/>
+                              </a:ext>
+                            </a:extLst>
+                          </a:blip>
+                          <a:srcRect/>
+                          <a:stretch>
+                            <a:fillRect/>
+                          </a:stretch>
+                        </pic:blipFill>
+                        <pic:spPr bwMode="auto">
+                          <a:xfrm>
+                            <a:off x="0" y="0"/>
+                            <a:ext cx="1376045" cy="1442720"/>
+                          </a:xfrm>
+                          <a:prstGeom prst="rect">
+                            <a:avLst/>
+                          </a:prstGeom>
+                          <a:noFill/>
+                          <a:ln>
+                            <a:noFill/>
+                          </a:ln>
+                        </pic:spPr>
+                      </pic:pic>
+                    </a:graphicData>
+                  </a:graphic>
+                </wp:anchor>
+              </w:drawing>
+            </w:r>
             <w:r>
               <w:rPr>
                 <w:b/>
@@ -2339,6 +2528,73 @@
             <w:pPr>
               <w:spacing w:before="40" w:after="40"/>
             </w:pPr>
+            <w:r>
+              <w:rPr>
+                <w:noProof/>
+              </w:rPr>
+              <w:drawing>
+                <wp:anchor distT="0" distB="0" distL="114300" distR="114300" simplePos="0" relativeHeight="251655168" behindDoc="0" locked="0" layoutInCell="1" allowOverlap="1" wp14:anchorId="16847589" wp14:editId="5A65066B">
+                  <wp:simplePos x="0" y="0"/>
+                  <wp:positionH relativeFrom="column">
+                    <wp:posOffset>81448</wp:posOffset>
+                  </wp:positionH>
+                  <wp:positionV relativeFrom="paragraph">
+                    <wp:posOffset>-136321</wp:posOffset>
+                  </wp:positionV>
+                  <wp:extent cx="569725" cy="597331"/>
+                  <wp:effectExtent l="0" t="0" r="0" b="0"/>
+                  <wp:wrapNone/>
+                  <wp:docPr id="1624022087" name="Picture 3"/>
+                  <wp:cNvGraphicFramePr>
+                    <a:graphicFrameLocks xmlns:a="http://schemas.openxmlformats.org/drawingml/2006/main" noChangeAspect="1"/>
+                  </wp:cNvGraphicFramePr>
+                  <a:graphic xmlns:a="http://schemas.openxmlformats.org/drawingml/2006/main">
+                    <a:graphicData uri="http://schemas.openxmlformats.org/drawingml/2006/picture">
+                      <pic:pic xmlns:pic="http://schemas.openxmlformats.org/drawingml/2006/picture">
+                        <pic:nvPicPr>
+                          <pic:cNvPr id="0" name="Picture 8"/>
+                          <pic:cNvPicPr>
+                            <a:picLocks noChangeAspect="1" noChangeArrowheads="1"/>
+                          </pic:cNvPicPr>
+                        </pic:nvPicPr>
+                        <pic:blipFill>
+                          <a:blip r:embed="rId9">
+                            <a:extLst>
+                              <a:ext uri="{28A0092B-C50C-407E-A947-70E740481C1C}">
+                                <a14:useLocalDpi xmlns:a14="http://schemas.microsoft.com/office/drawing/2010/main" val="0"/>
+                              </a:ext>
+                            </a:extLst>
+                          </a:blip>
+                          <a:srcRect/>
+                          <a:stretch>
+                            <a:fillRect/>
+                          </a:stretch>
+                        </pic:blipFill>
+                        <pic:spPr bwMode="auto">
+                          <a:xfrm>
+                            <a:off x="0" y="0"/>
+                            <a:ext cx="569725" cy="597331"/>
+                          </a:xfrm>
+                          <a:prstGeom prst="rect">
+                            <a:avLst/>
+                          </a:prstGeom>
+                          <a:noFill/>
+                          <a:ln>
+                            <a:noFill/>
+                          </a:ln>
+                        </pic:spPr>
+                      </pic:pic>
+                    </a:graphicData>
+                  </a:graphic>
+                  <wp14:sizeRelH relativeFrom="margin">
+                    <wp14:pctWidth>0</wp14:pctWidth>
+                  </wp14:sizeRelH>
+                  <wp14:sizeRelV relativeFrom="margin">
+                    <wp14:pctHeight>0</wp14:pctHeight>
+                  </wp14:sizeRelV>
+                </wp:anchor>
+              </w:drawing>
+            </w:r>
           </w:p>
         </w:tc>
       </w:tr>
@@ -2403,6 +2659,73 @@
             <w:pPr>
               <w:spacing w:before="40" w:after="40"/>
             </w:pPr>
+            <w:r>
+              <w:rPr>
+                <w:noProof/>
+              </w:rPr>
+              <w:drawing>
+                <wp:anchor distT="0" distB="0" distL="114300" distR="114300" simplePos="0" relativeHeight="251658240" behindDoc="0" locked="0" layoutInCell="1" allowOverlap="1" wp14:anchorId="4A618037" wp14:editId="1AD02CE5">
+                  <wp:simplePos x="0" y="0"/>
+                  <wp:positionH relativeFrom="column">
+                    <wp:posOffset>176339</wp:posOffset>
+                  </wp:positionH>
+                  <wp:positionV relativeFrom="paragraph">
+                    <wp:posOffset>-97048</wp:posOffset>
+                  </wp:positionV>
+                  <wp:extent cx="512131" cy="536946"/>
+                  <wp:effectExtent l="0" t="0" r="0" b="0"/>
+                  <wp:wrapNone/>
+                  <wp:docPr id="1305547608" name="Picture 3"/>
+                  <wp:cNvGraphicFramePr>
+                    <a:graphicFrameLocks xmlns:a="http://schemas.openxmlformats.org/drawingml/2006/main" noChangeAspect="1"/>
+                  </wp:cNvGraphicFramePr>
+                  <a:graphic xmlns:a="http://schemas.openxmlformats.org/drawingml/2006/main">
+                    <a:graphicData uri="http://schemas.openxmlformats.org/drawingml/2006/picture">
+                      <pic:pic xmlns:pic="http://schemas.openxmlformats.org/drawingml/2006/picture">
+                        <pic:nvPicPr>
+                          <pic:cNvPr id="0" name="Picture 8"/>
+                          <pic:cNvPicPr>
+                            <a:picLocks noChangeAspect="1" noChangeArrowheads="1"/>
+                          </pic:cNvPicPr>
+                        </pic:nvPicPr>
+                        <pic:blipFill>
+                          <a:blip r:embed="rId9">
+                            <a:extLst>
+                              <a:ext uri="{28A0092B-C50C-407E-A947-70E740481C1C}">
+                                <a14:useLocalDpi xmlns:a14="http://schemas.microsoft.com/office/drawing/2010/main" val="0"/>
+                              </a:ext>
+                            </a:extLst>
+                          </a:blip>
+                          <a:srcRect/>
+                          <a:stretch>
+                            <a:fillRect/>
+                          </a:stretch>
+                        </pic:blipFill>
+                        <pic:spPr bwMode="auto">
+                          <a:xfrm>
+                            <a:off x="0" y="0"/>
+                            <a:ext cx="512131" cy="536946"/>
+                          </a:xfrm>
+                          <a:prstGeom prst="rect">
+                            <a:avLst/>
+                          </a:prstGeom>
+                          <a:noFill/>
+                          <a:ln>
+                            <a:noFill/>
+                          </a:ln>
+                        </pic:spPr>
+                      </pic:pic>
+                    </a:graphicData>
+                  </a:graphic>
+                  <wp14:sizeRelH relativeFrom="margin">
+                    <wp14:pctWidth>0</wp14:pctWidth>
+                  </wp14:sizeRelH>
+                  <wp14:sizeRelV relativeFrom="margin">
+                    <wp14:pctHeight>0</wp14:pctHeight>
+                  </wp14:sizeRelV>
+                </wp:anchor>
+              </w:drawing>
+            </w:r>
           </w:p>
         </w:tc>
       </w:tr>
@@ -2467,6 +2790,73 @@
             <w:pPr>
               <w:spacing w:before="40" w:after="40"/>
             </w:pPr>
+            <w:r>
+              <w:rPr>
+                <w:noProof/>
+              </w:rPr>
+              <w:drawing>
+                <wp:anchor distT="0" distB="0" distL="114300" distR="114300" simplePos="0" relativeHeight="251665408" behindDoc="0" locked="0" layoutInCell="1" allowOverlap="1" wp14:anchorId="0F51555B" wp14:editId="3AE13BFF">
+                  <wp:simplePos x="0" y="0"/>
+                  <wp:positionH relativeFrom="column">
+                    <wp:posOffset>112778</wp:posOffset>
+                  </wp:positionH>
+                  <wp:positionV relativeFrom="paragraph">
+                    <wp:posOffset>-92986</wp:posOffset>
+                  </wp:positionV>
+                  <wp:extent cx="512131" cy="536946"/>
+                  <wp:effectExtent l="0" t="0" r="0" b="0"/>
+                  <wp:wrapNone/>
+                  <wp:docPr id="1790535847" name="Picture 3"/>
+                  <wp:cNvGraphicFramePr>
+                    <a:graphicFrameLocks xmlns:a="http://schemas.openxmlformats.org/drawingml/2006/main" noChangeAspect="1"/>
+                  </wp:cNvGraphicFramePr>
+                  <a:graphic xmlns:a="http://schemas.openxmlformats.org/drawingml/2006/main">
+                    <a:graphicData uri="http://schemas.openxmlformats.org/drawingml/2006/picture">
+                      <pic:pic xmlns:pic="http://schemas.openxmlformats.org/drawingml/2006/picture">
+                        <pic:nvPicPr>
+                          <pic:cNvPr id="0" name="Picture 8"/>
+                          <pic:cNvPicPr>
+                            <a:picLocks noChangeAspect="1" noChangeArrowheads="1"/>
+                          </pic:cNvPicPr>
+                        </pic:nvPicPr>
+                        <pic:blipFill>
+                          <a:blip r:embed="rId9">
+                            <a:extLst>
+                              <a:ext uri="{28A0092B-C50C-407E-A947-70E740481C1C}">
+                                <a14:useLocalDpi xmlns:a14="http://schemas.microsoft.com/office/drawing/2010/main" val="0"/>
+                              </a:ext>
+                            </a:extLst>
+                          </a:blip>
+                          <a:srcRect/>
+                          <a:stretch>
+                            <a:fillRect/>
+                          </a:stretch>
+                        </pic:blipFill>
+                        <pic:spPr bwMode="auto">
+                          <a:xfrm>
+                            <a:off x="0" y="0"/>
+                            <a:ext cx="512131" cy="536946"/>
+                          </a:xfrm>
+                          <a:prstGeom prst="rect">
+                            <a:avLst/>
+                          </a:prstGeom>
+                          <a:noFill/>
+                          <a:ln>
+                            <a:noFill/>
+                          </a:ln>
+                        </pic:spPr>
+                      </pic:pic>
+                    </a:graphicData>
+                  </a:graphic>
+                  <wp14:sizeRelH relativeFrom="margin">
+                    <wp14:pctWidth>0</wp14:pctWidth>
+                  </wp14:sizeRelH>
+                  <wp14:sizeRelV relativeFrom="margin">
+                    <wp14:pctHeight>0</wp14:pctHeight>
+                  </wp14:sizeRelV>
+                </wp:anchor>
+              </w:drawing>
+            </w:r>
           </w:p>
         </w:tc>
       </w:tr>
@@ -2531,6 +2921,73 @@
             <w:pPr>
               <w:spacing w:before="40" w:after="40"/>
             </w:pPr>
+            <w:r>
+              <w:rPr>
+                <w:noProof/>
+              </w:rPr>
+              <w:drawing>
+                <wp:anchor distT="0" distB="0" distL="114300" distR="114300" simplePos="0" relativeHeight="251666432" behindDoc="0" locked="0" layoutInCell="1" allowOverlap="1" wp14:anchorId="486041A5" wp14:editId="17C942A0">
+                  <wp:simplePos x="0" y="0"/>
+                  <wp:positionH relativeFrom="column">
+                    <wp:posOffset>231666</wp:posOffset>
+                  </wp:positionH>
+                  <wp:positionV relativeFrom="paragraph">
+                    <wp:posOffset>-79399</wp:posOffset>
+                  </wp:positionV>
+                  <wp:extent cx="396588" cy="415805"/>
+                  <wp:effectExtent l="0" t="0" r="0" b="3810"/>
+                  <wp:wrapNone/>
+                  <wp:docPr id="355082767" name="Picture 3"/>
+                  <wp:cNvGraphicFramePr>
+                    <a:graphicFrameLocks xmlns:a="http://schemas.openxmlformats.org/drawingml/2006/main" noChangeAspect="1"/>
+                  </wp:cNvGraphicFramePr>
+                  <a:graphic xmlns:a="http://schemas.openxmlformats.org/drawingml/2006/main">
+                    <a:graphicData uri="http://schemas.openxmlformats.org/drawingml/2006/picture">
+                      <pic:pic xmlns:pic="http://schemas.openxmlformats.org/drawingml/2006/picture">
+                        <pic:nvPicPr>
+                          <pic:cNvPr id="0" name="Picture 8"/>
+                          <pic:cNvPicPr>
+                            <a:picLocks noChangeAspect="1" noChangeArrowheads="1"/>
+                          </pic:cNvPicPr>
+                        </pic:nvPicPr>
+                        <pic:blipFill>
+                          <a:blip r:embed="rId9">
+                            <a:extLst>
+                              <a:ext uri="{28A0092B-C50C-407E-A947-70E740481C1C}">
+                                <a14:useLocalDpi xmlns:a14="http://schemas.microsoft.com/office/drawing/2010/main" val="0"/>
+                              </a:ext>
+                            </a:extLst>
+                          </a:blip>
+                          <a:srcRect/>
+                          <a:stretch>
+                            <a:fillRect/>
+                          </a:stretch>
+                        </pic:blipFill>
+                        <pic:spPr bwMode="auto">
+                          <a:xfrm>
+                            <a:off x="0" y="0"/>
+                            <a:ext cx="396588" cy="415805"/>
+                          </a:xfrm>
+                          <a:prstGeom prst="rect">
+                            <a:avLst/>
+                          </a:prstGeom>
+                          <a:noFill/>
+                          <a:ln>
+                            <a:noFill/>
+                          </a:ln>
+                        </pic:spPr>
+                      </pic:pic>
+                    </a:graphicData>
+                  </a:graphic>
+                  <wp14:sizeRelH relativeFrom="margin">
+                    <wp14:pctWidth>0</wp14:pctWidth>
+                  </wp14:sizeRelH>
+                  <wp14:sizeRelV relativeFrom="margin">
+                    <wp14:pctHeight>0</wp14:pctHeight>
+                  </wp14:sizeRelV>
+                </wp:anchor>
+              </w:drawing>
+            </w:r>
           </w:p>
         </w:tc>
       </w:tr>
@@ -2595,6 +3052,73 @@
             <w:pPr>
               <w:spacing w:before="40" w:after="40"/>
             </w:pPr>
+            <w:r>
+              <w:rPr>
+                <w:noProof/>
+              </w:rPr>
+              <w:drawing>
+                <wp:anchor distT="0" distB="0" distL="114300" distR="114300" simplePos="0" relativeHeight="251667456" behindDoc="0" locked="0" layoutInCell="1" allowOverlap="1" wp14:anchorId="083A843E" wp14:editId="6410A43F">
+                  <wp:simplePos x="0" y="0"/>
+                  <wp:positionH relativeFrom="column">
+                    <wp:posOffset>112778</wp:posOffset>
+                  </wp:positionH>
+                  <wp:positionV relativeFrom="paragraph">
+                    <wp:posOffset>-117595</wp:posOffset>
+                  </wp:positionV>
+                  <wp:extent cx="512131" cy="536946"/>
+                  <wp:effectExtent l="0" t="0" r="0" b="0"/>
+                  <wp:wrapNone/>
+                  <wp:docPr id="357578382" name="Picture 3"/>
+                  <wp:cNvGraphicFramePr>
+                    <a:graphicFrameLocks xmlns:a="http://schemas.openxmlformats.org/drawingml/2006/main" noChangeAspect="1"/>
+                  </wp:cNvGraphicFramePr>
+                  <a:graphic xmlns:a="http://schemas.openxmlformats.org/drawingml/2006/main">
+                    <a:graphicData uri="http://schemas.openxmlformats.org/drawingml/2006/picture">
+                      <pic:pic xmlns:pic="http://schemas.openxmlformats.org/drawingml/2006/picture">
+                        <pic:nvPicPr>
+                          <pic:cNvPr id="0" name="Picture 8"/>
+                          <pic:cNvPicPr>
+                            <a:picLocks noChangeAspect="1" noChangeArrowheads="1"/>
+                          </pic:cNvPicPr>
+                        </pic:nvPicPr>
+                        <pic:blipFill>
+                          <a:blip r:embed="rId9">
+                            <a:extLst>
+                              <a:ext uri="{28A0092B-C50C-407E-A947-70E740481C1C}">
+                                <a14:useLocalDpi xmlns:a14="http://schemas.microsoft.com/office/drawing/2010/main" val="0"/>
+                              </a:ext>
+                            </a:extLst>
+                          </a:blip>
+                          <a:srcRect/>
+                          <a:stretch>
+                            <a:fillRect/>
+                          </a:stretch>
+                        </pic:blipFill>
+                        <pic:spPr bwMode="auto">
+                          <a:xfrm>
+                            <a:off x="0" y="0"/>
+                            <a:ext cx="512131" cy="536946"/>
+                          </a:xfrm>
+                          <a:prstGeom prst="rect">
+                            <a:avLst/>
+                          </a:prstGeom>
+                          <a:noFill/>
+                          <a:ln>
+                            <a:noFill/>
+                          </a:ln>
+                        </pic:spPr>
+                      </pic:pic>
+                    </a:graphicData>
+                  </a:graphic>
+                  <wp14:sizeRelH relativeFrom="margin">
+                    <wp14:pctWidth>0</wp14:pctWidth>
+                  </wp14:sizeRelH>
+                  <wp14:sizeRelV relativeFrom="margin">
+                    <wp14:pctHeight>0</wp14:pctHeight>
+                  </wp14:sizeRelV>
+                </wp:anchor>
+              </w:drawing>
+            </w:r>
           </w:p>
         </w:tc>
       </w:tr>
@@ -2693,6 +3217,73 @@
         <w:spacing w:before="320" w:after="80"/>
         <w:jc w:val="right"/>
       </w:pPr>
+      <w:r>
+        <w:rPr>
+          <w:noProof/>
+        </w:rPr>
+        <w:drawing>
+          <wp:anchor distT="0" distB="0" distL="114300" distR="114300" simplePos="0" relativeHeight="251674624" behindDoc="1" locked="0" layoutInCell="1" allowOverlap="1" wp14:anchorId="3A12635D" wp14:editId="29F3559C">
+            <wp:simplePos x="0" y="0"/>
+            <wp:positionH relativeFrom="column">
+              <wp:posOffset>3691902</wp:posOffset>
+            </wp:positionH>
+            <wp:positionV relativeFrom="paragraph">
+              <wp:posOffset>334046</wp:posOffset>
+            </wp:positionV>
+            <wp:extent cx="1181819" cy="1041983"/>
+            <wp:effectExtent l="0" t="0" r="0" b="6350"/>
+            <wp:wrapNone/>
+            <wp:docPr id="1569200254" name="Picture 5"/>
+            <wp:cNvGraphicFramePr>
+              <a:graphicFrameLocks xmlns:a="http://schemas.openxmlformats.org/drawingml/2006/main" noChangeAspect="1"/>
+            </wp:cNvGraphicFramePr>
+            <a:graphic xmlns:a="http://schemas.openxmlformats.org/drawingml/2006/main">
+              <a:graphicData uri="http://schemas.openxmlformats.org/drawingml/2006/picture">
+                <pic:pic xmlns:pic="http://schemas.openxmlformats.org/drawingml/2006/picture">
+                  <pic:nvPicPr>
+                    <pic:cNvPr id="0" name="Picture 12"/>
+                    <pic:cNvPicPr>
+                      <a:picLocks noChangeAspect="1" noChangeArrowheads="1"/>
+                    </pic:cNvPicPr>
+                  </pic:nvPicPr>
+                  <pic:blipFill>
+                    <a:blip r:embed="rId8">
+                      <a:extLst>
+                        <a:ext uri="{28A0092B-C50C-407E-A947-70E740481C1C}">
+                          <a14:useLocalDpi xmlns:a14="http://schemas.microsoft.com/office/drawing/2010/main" val="0"/>
+                        </a:ext>
+                      </a:extLst>
+                    </a:blip>
+                    <a:srcRect/>
+                    <a:stretch>
+                      <a:fillRect/>
+                    </a:stretch>
+                  </pic:blipFill>
+                  <pic:spPr bwMode="auto">
+                    <a:xfrm>
+                      <a:off x="0" y="0"/>
+                      <a:ext cx="1181819" cy="1041983"/>
+                    </a:xfrm>
+                    <a:prstGeom prst="rect">
+                      <a:avLst/>
+                    </a:prstGeom>
+                    <a:noFill/>
+                    <a:ln>
+                      <a:noFill/>
+                    </a:ln>
+                  </pic:spPr>
+                </pic:pic>
+              </a:graphicData>
+            </a:graphic>
+            <wp14:sizeRelH relativeFrom="margin">
+              <wp14:pctWidth>0</wp14:pctWidth>
+            </wp14:sizeRelH>
+            <wp14:sizeRelV relativeFrom="margin">
+              <wp14:pctHeight>0</wp14:pctHeight>
+            </wp14:sizeRelV>
+          </wp:anchor>
+        </w:drawing>
+      </w:r>
       <w:r>
         <w:t>Balikpapan, 15 April 2026</w:t>
       </w:r>
@@ -3108,6 +3699,76 @@
         </w:pBdr>
         <w:spacing w:before="40" w:after="160"/>
       </w:pPr>
+      <w:r>
+        <w:rPr>
+          <w:noProof/>
+          <w:color w:val="000000" w:themeColor="text1"/>
+        </w:rPr>
+        <w:drawing>
+          <wp:anchor distT="0" distB="0" distL="114300" distR="114300" simplePos="0" relativeHeight="251648000" behindDoc="1" locked="0" layoutInCell="1" allowOverlap="1" wp14:anchorId="7F6EE917" wp14:editId="02830EDC">
+            <wp:simplePos x="0" y="0"/>
+            <wp:positionH relativeFrom="column">
+              <wp:posOffset>-886795</wp:posOffset>
+            </wp:positionH>
+            <wp:positionV relativeFrom="paragraph">
+              <wp:posOffset>273709</wp:posOffset>
+            </wp:positionV>
+            <wp:extent cx="1508081" cy="2001328"/>
+            <wp:effectExtent l="0" t="0" r="3810" b="0"/>
+            <wp:wrapNone/>
+            <wp:docPr id="941560084" name="Picture 1"/>
+            <wp:cNvGraphicFramePr>
+              <a:graphicFrameLocks xmlns:a="http://schemas.openxmlformats.org/drawingml/2006/main" noChangeAspect="1"/>
+            </wp:cNvGraphicFramePr>
+            <a:graphic xmlns:a="http://schemas.openxmlformats.org/drawingml/2006/main">
+              <a:graphicData uri="http://schemas.openxmlformats.org/drawingml/2006/picture">
+                <pic:pic xmlns:pic="http://schemas.openxmlformats.org/drawingml/2006/picture">
+                  <pic:nvPicPr>
+                    <pic:cNvPr id="0" name="Picture 1"/>
+                    <pic:cNvPicPr>
+                      <a:picLocks noChangeAspect="1" noChangeArrowheads="1"/>
+                    </pic:cNvPicPr>
+                  </pic:nvPicPr>
+                  <pic:blipFill>
+                    <a:blip r:embed="rId10">
+                      <a:extLst>
+                        <a:ext uri="{28A0092B-C50C-407E-A947-70E740481C1C}">
+                          <a14:useLocalDpi xmlns:a14="http://schemas.microsoft.com/office/drawing/2010/main" val="0"/>
+                        </a:ext>
+                      </a:extLst>
+                    </a:blip>
+                    <a:srcRect/>
+                    <a:stretch>
+                      <a:fillRect/>
+                    </a:stretch>
+                  </pic:blipFill>
+                  <pic:spPr bwMode="auto">
+                    <a:xfrm>
+                      <a:off x="0" y="0"/>
+                      <a:ext cx="1508081" cy="2001328"/>
+                    </a:xfrm>
+                    <a:prstGeom prst="rect">
+                      <a:avLst/>
+                    </a:prstGeom>
+                    <a:ln>
+                      <a:noFill/>
+                    </a:ln>
+                    <a:effectLst>
+                      <a:softEdge rad="112500"/>
+                    </a:effectLst>
+                  </pic:spPr>
+                </pic:pic>
+              </a:graphicData>
+            </a:graphic>
+            <wp14:sizeRelH relativeFrom="margin">
+              <wp14:pctWidth>0</wp14:pctWidth>
+            </wp14:sizeRelH>
+            <wp14:sizeRelV relativeFrom="margin">
+              <wp14:pctHeight>0</wp14:pctHeight>
+            </wp14:sizeRelV>
+          </wp:anchor>
+        </w:drawing>
+      </w:r>
     </w:p>
     <w:tbl>
       <w:tblPr>
@@ -3119,7 +3780,7 @@
       <w:tblGrid>
         <w:gridCol w:w="2835"/>
         <w:gridCol w:w="283"/>
-        <w:gridCol w:w="2757"/>
+        <w:gridCol w:w="3764"/>
       </w:tblGrid>
       <w:tr>
         <w:trPr>
@@ -3132,10 +3793,14 @@
           <w:p>
             <w:pPr>
               <w:spacing w:before="40" w:after="40"/>
+              <w:rPr>
+                <w:color w:val="000000" w:themeColor="text1"/>
+              </w:rPr>
             </w:pPr>
             <w:r>
               <w:rPr>
                 <w:b/>
+                <w:color w:val="000000" w:themeColor="text1"/>
                 <w:sz w:val="22"/>
               </w:rPr>
               <w:t>Nama Lengkap</w:t>
@@ -3149,9 +3814,13 @@
           <w:p>
             <w:pPr>
               <w:spacing w:before="40" w:after="40"/>
+              <w:rPr>
+                <w:color w:val="000000" w:themeColor="text1"/>
+              </w:rPr>
             </w:pPr>
             <w:r>
               <w:rPr>
+                <w:color w:val="000000" w:themeColor="text1"/>
                 <w:sz w:val="22"/>
               </w:rPr>
               <w:t>:</w:t>
@@ -3160,18 +3829,31 @@
         </w:tc>
         <w:tc>
           <w:tcPr>
-            <w:tcW w:w="2757" w:type="dxa"/>
+            <w:tcW w:w="3764" w:type="dxa"/>
           </w:tcPr>
           <w:p>
             <w:pPr>
               <w:spacing w:before="40" w:after="40"/>
+              <w:rPr>
+                <w:color w:val="000000" w:themeColor="text1"/>
+              </w:rPr>
             </w:pPr>
             <w:r>
               <w:rPr>
+                <w:color w:val="000000" w:themeColor="text1"/>
                 <w:sz w:val="22"/>
               </w:rPr>
-              <w:t>Aidil Saputra Kirsan, S.ST., M.Tr.Kom</w:t>
-            </w:r>
+              <w:t>Aidil Saputra Kirsan, S.ST., M.</w:t>
+            </w:r>
+            <w:proofErr w:type="gramStart"/>
+            <w:r>
+              <w:rPr>
+                <w:color w:val="000000" w:themeColor="text1"/>
+                <w:sz w:val="22"/>
+              </w:rPr>
+              <w:t>Tr.Kom</w:t>
+            </w:r>
+            <w:proofErr w:type="gramEnd"/>
           </w:p>
         </w:tc>
       </w:tr>
@@ -3186,10 +3868,14 @@
           <w:p>
             <w:pPr>
               <w:spacing w:before="40" w:after="40"/>
+              <w:rPr>
+                <w:color w:val="000000" w:themeColor="text1"/>
+              </w:rPr>
             </w:pPr>
             <w:r>
               <w:rPr>
                 <w:b/>
+                <w:color w:val="000000" w:themeColor="text1"/>
                 <w:sz w:val="22"/>
               </w:rPr>
               <w:t>NIP</w:t>
@@ -3203,9 +3889,13 @@
           <w:p>
             <w:pPr>
               <w:spacing w:before="40" w:after="40"/>
+              <w:rPr>
+                <w:color w:val="000000" w:themeColor="text1"/>
+              </w:rPr>
             </w:pPr>
             <w:r>
               <w:rPr>
+                <w:color w:val="000000" w:themeColor="text1"/>
                 <w:sz w:val="22"/>
               </w:rPr>
               <w:t>:</w:t>
@@ -3214,14 +3904,18 @@
         </w:tc>
         <w:tc>
           <w:tcPr>
-            <w:tcW w:w="2757" w:type="dxa"/>
+            <w:tcW w:w="3764" w:type="dxa"/>
           </w:tcPr>
           <w:p>
             <w:pPr>
               <w:spacing w:before="40" w:after="40"/>
+              <w:rPr>
+                <w:color w:val="000000" w:themeColor="text1"/>
+              </w:rPr>
             </w:pPr>
             <w:r>
               <w:rPr>
+                <w:color w:val="000000" w:themeColor="text1"/>
                 <w:sz w:val="22"/>
               </w:rPr>
               <w:t>199403172025061004</w:t>
@@ -3240,10 +3934,14 @@
           <w:p>
             <w:pPr>
               <w:spacing w:before="40" w:after="40"/>
+              <w:rPr>
+                <w:color w:val="000000" w:themeColor="text1"/>
+              </w:rPr>
             </w:pPr>
             <w:r>
               <w:rPr>
                 <w:b/>
+                <w:color w:val="000000" w:themeColor="text1"/>
                 <w:sz w:val="22"/>
               </w:rPr>
               <w:t>Tempat, Tgl Lahir</w:t>
@@ -3257,9 +3955,13 @@
           <w:p>
             <w:pPr>
               <w:spacing w:before="40" w:after="40"/>
+              <w:rPr>
+                <w:color w:val="000000" w:themeColor="text1"/>
+              </w:rPr>
             </w:pPr>
             <w:r>
               <w:rPr>
+                <w:color w:val="000000" w:themeColor="text1"/>
                 <w:sz w:val="22"/>
               </w:rPr>
               <w:t>:</w:t>
@@ -3268,14 +3970,18 @@
         </w:tc>
         <w:tc>
           <w:tcPr>
-            <w:tcW w:w="2757" w:type="dxa"/>
+            <w:tcW w:w="3764" w:type="dxa"/>
           </w:tcPr>
           <w:p>
             <w:pPr>
               <w:spacing w:before="40" w:after="40"/>
+              <w:rPr>
+                <w:color w:val="000000" w:themeColor="text1"/>
+              </w:rPr>
             </w:pPr>
             <w:r>
               <w:rPr>
+                <w:color w:val="000000" w:themeColor="text1"/>
                 <w:sz w:val="22"/>
               </w:rPr>
               <w:t>Ujung Pandang, 17 Maret 1994</w:t>
@@ -3294,10 +4000,14 @@
           <w:p>
             <w:pPr>
               <w:spacing w:before="40" w:after="40"/>
+              <w:rPr>
+                <w:color w:val="000000" w:themeColor="text1"/>
+              </w:rPr>
             </w:pPr>
             <w:r>
               <w:rPr>
                 <w:b/>
+                <w:color w:val="000000" w:themeColor="text1"/>
                 <w:sz w:val="22"/>
               </w:rPr>
               <w:t>Jenis Kelamin</w:t>
@@ -3311,9 +4021,13 @@
           <w:p>
             <w:pPr>
               <w:spacing w:before="40" w:after="40"/>
+              <w:rPr>
+                <w:color w:val="000000" w:themeColor="text1"/>
+              </w:rPr>
             </w:pPr>
             <w:r>
               <w:rPr>
+                <w:color w:val="000000" w:themeColor="text1"/>
                 <w:sz w:val="22"/>
               </w:rPr>
               <w:t>:</w:t>
@@ -3322,14 +4036,18 @@
         </w:tc>
         <w:tc>
           <w:tcPr>
-            <w:tcW w:w="2757" w:type="dxa"/>
+            <w:tcW w:w="3764" w:type="dxa"/>
           </w:tcPr>
           <w:p>
             <w:pPr>
               <w:spacing w:before="40" w:after="40"/>
+              <w:rPr>
+                <w:color w:val="000000" w:themeColor="text1"/>
+              </w:rPr>
             </w:pPr>
             <w:r>
               <w:rPr>
+                <w:color w:val="000000" w:themeColor="text1"/>
                 <w:sz w:val="22"/>
               </w:rPr>
               <w:t>Laki-laki</w:t>
@@ -3348,10 +4066,14 @@
           <w:p>
             <w:pPr>
               <w:spacing w:before="40" w:after="40"/>
+              <w:rPr>
+                <w:color w:val="000000" w:themeColor="text1"/>
+              </w:rPr>
             </w:pPr>
             <w:r>
               <w:rPr>
                 <w:b/>
+                <w:color w:val="000000" w:themeColor="text1"/>
                 <w:sz w:val="22"/>
               </w:rPr>
               <w:t>Agama</w:t>
@@ -3365,9 +4087,13 @@
           <w:p>
             <w:pPr>
               <w:spacing w:before="40" w:after="40"/>
+              <w:rPr>
+                <w:color w:val="000000" w:themeColor="text1"/>
+              </w:rPr>
             </w:pPr>
             <w:r>
               <w:rPr>
+                <w:color w:val="000000" w:themeColor="text1"/>
                 <w:sz w:val="22"/>
               </w:rPr>
               <w:t>:</w:t>
@@ -3376,14 +4102,18 @@
         </w:tc>
         <w:tc>
           <w:tcPr>
-            <w:tcW w:w="2757" w:type="dxa"/>
+            <w:tcW w:w="3764" w:type="dxa"/>
           </w:tcPr>
           <w:p>
             <w:pPr>
               <w:spacing w:before="40" w:after="40"/>
+              <w:rPr>
+                <w:color w:val="000000" w:themeColor="text1"/>
+              </w:rPr>
             </w:pPr>
             <w:r>
               <w:rPr>
+                <w:color w:val="000000" w:themeColor="text1"/>
                 <w:sz w:val="22"/>
               </w:rPr>
               <w:t>Islam</w:t>
@@ -3402,10 +4132,14 @@
           <w:p>
             <w:pPr>
               <w:spacing w:before="40" w:after="40"/>
+              <w:rPr>
+                <w:color w:val="000000" w:themeColor="text1"/>
+              </w:rPr>
             </w:pPr>
             <w:r>
               <w:rPr>
                 <w:b/>
+                <w:color w:val="000000" w:themeColor="text1"/>
                 <w:sz w:val="22"/>
               </w:rPr>
               <w:t>Pendidikan Terakhir</w:t>
@@ -3419,9 +4153,13 @@
           <w:p>
             <w:pPr>
               <w:spacing w:before="40" w:after="40"/>
+              <w:rPr>
+                <w:color w:val="000000" w:themeColor="text1"/>
+              </w:rPr>
             </w:pPr>
             <w:r>
               <w:rPr>
+                <w:color w:val="000000" w:themeColor="text1"/>
                 <w:sz w:val="22"/>
               </w:rPr>
               <w:t>:</w:t>
@@ -3430,17 +4168,37 @@
         </w:tc>
         <w:tc>
           <w:tcPr>
-            <w:tcW w:w="2757" w:type="dxa"/>
+            <w:tcW w:w="3764" w:type="dxa"/>
           </w:tcPr>
           <w:p>
             <w:pPr>
               <w:spacing w:before="40" w:after="40"/>
+              <w:rPr>
+                <w:color w:val="000000" w:themeColor="text1"/>
+              </w:rPr>
             </w:pPr>
             <w:r>
               <w:rPr>
+                <w:color w:val="000000" w:themeColor="text1"/>
                 <w:sz w:val="22"/>
               </w:rPr>
-              <w:t>Magister Terapan Komputer (M.Tr.Kom)</w:t>
+              <w:t>Magister Terapan Komputer (M.</w:t>
+            </w:r>
+            <w:proofErr w:type="gramStart"/>
+            <w:r>
+              <w:rPr>
+                <w:color w:val="000000" w:themeColor="text1"/>
+                <w:sz w:val="22"/>
+              </w:rPr>
+              <w:t>Tr.Kom</w:t>
+            </w:r>
+            <w:proofErr w:type="gramEnd"/>
+            <w:r>
+              <w:rPr>
+                <w:color w:val="000000" w:themeColor="text1"/>
+                <w:sz w:val="22"/>
+              </w:rPr>
+              <w:t>)</w:t>
             </w:r>
           </w:p>
         </w:tc>
@@ -3456,10 +4214,14 @@
           <w:p>
             <w:pPr>
               <w:spacing w:before="40" w:after="40"/>
+              <w:rPr>
+                <w:color w:val="000000" w:themeColor="text1"/>
+              </w:rPr>
             </w:pPr>
             <w:r>
               <w:rPr>
                 <w:b/>
+                <w:color w:val="000000" w:themeColor="text1"/>
                 <w:sz w:val="22"/>
               </w:rPr>
               <w:t>Program Studi</w:t>
@@ -3473,9 +4235,13 @@
           <w:p>
             <w:pPr>
               <w:spacing w:before="40" w:after="40"/>
+              <w:rPr>
+                <w:color w:val="000000" w:themeColor="text1"/>
+              </w:rPr>
             </w:pPr>
             <w:r>
               <w:rPr>
+                <w:color w:val="000000" w:themeColor="text1"/>
                 <w:sz w:val="22"/>
               </w:rPr>
               <w:t>:</w:t>
@@ -3484,14 +4250,18 @@
         </w:tc>
         <w:tc>
           <w:tcPr>
-            <w:tcW w:w="2757" w:type="dxa"/>
+            <w:tcW w:w="3764" w:type="dxa"/>
           </w:tcPr>
           <w:p>
             <w:pPr>
               <w:spacing w:before="40" w:after="40"/>
+              <w:rPr>
+                <w:color w:val="000000" w:themeColor="text1"/>
+              </w:rPr>
             </w:pPr>
             <w:r>
               <w:rPr>
+                <w:color w:val="000000" w:themeColor="text1"/>
                 <w:sz w:val="22"/>
               </w:rPr>
               <w:t>Sistem Informasi</w:t>
@@ -3510,10 +4280,14 @@
           <w:p>
             <w:pPr>
               <w:spacing w:before="40" w:after="40"/>
+              <w:rPr>
+                <w:color w:val="000000" w:themeColor="text1"/>
+              </w:rPr>
             </w:pPr>
             <w:r>
               <w:rPr>
                 <w:b/>
+                <w:color w:val="000000" w:themeColor="text1"/>
                 <w:sz w:val="22"/>
               </w:rPr>
               <w:t>Jabatan</w:t>
@@ -3527,9 +4301,13 @@
           <w:p>
             <w:pPr>
               <w:spacing w:before="40" w:after="40"/>
+              <w:rPr>
+                <w:color w:val="000000" w:themeColor="text1"/>
+              </w:rPr>
             </w:pPr>
             <w:r>
               <w:rPr>
+                <w:color w:val="000000" w:themeColor="text1"/>
                 <w:sz w:val="22"/>
               </w:rPr>
               <w:t>:</w:t>
@@ -3538,14 +4316,18 @@
         </w:tc>
         <w:tc>
           <w:tcPr>
-            <w:tcW w:w="2757" w:type="dxa"/>
+            <w:tcW w:w="3764" w:type="dxa"/>
           </w:tcPr>
           <w:p>
             <w:pPr>
               <w:spacing w:before="40" w:after="40"/>
+              <w:rPr>
+                <w:color w:val="000000" w:themeColor="text1"/>
+              </w:rPr>
             </w:pPr>
             <w:r>
               <w:rPr>
+                <w:color w:val="000000" w:themeColor="text1"/>
                 <w:sz w:val="22"/>
               </w:rPr>
               <w:t>Dosen Asisten Ahli / Kepala Lab Inovasi Digital</w:t>
@@ -3564,10 +4346,14 @@
           <w:p>
             <w:pPr>
               <w:spacing w:before="40" w:after="40"/>
+              <w:rPr>
+                <w:color w:val="000000" w:themeColor="text1"/>
+              </w:rPr>
             </w:pPr>
             <w:r>
               <w:rPr>
                 <w:b/>
+                <w:color w:val="000000" w:themeColor="text1"/>
                 <w:sz w:val="22"/>
               </w:rPr>
               <w:t>Pangkat/Golongan</w:t>
@@ -3581,9 +4367,13 @@
           <w:p>
             <w:pPr>
               <w:spacing w:before="40" w:after="40"/>
+              <w:rPr>
+                <w:color w:val="000000" w:themeColor="text1"/>
+              </w:rPr>
             </w:pPr>
             <w:r>
               <w:rPr>
+                <w:color w:val="000000" w:themeColor="text1"/>
                 <w:sz w:val="22"/>
               </w:rPr>
               <w:t>:</w:t>
@@ -3592,17 +4382,37 @@
         </w:tc>
         <w:tc>
           <w:tcPr>
-            <w:tcW w:w="2757" w:type="dxa"/>
+            <w:tcW w:w="3764" w:type="dxa"/>
           </w:tcPr>
           <w:p>
             <w:pPr>
               <w:spacing w:before="40" w:after="40"/>
+              <w:rPr>
+                <w:color w:val="000000" w:themeColor="text1"/>
+              </w:rPr>
             </w:pPr>
             <w:r>
               <w:rPr>
+                <w:color w:val="000000" w:themeColor="text1"/>
                 <w:sz w:val="22"/>
               </w:rPr>
-              <w:t>Penata Muda Tk.I / III-b</w:t>
+              <w:t xml:space="preserve">Penata Muda </w:t>
+            </w:r>
+            <w:proofErr w:type="gramStart"/>
+            <w:r>
+              <w:rPr>
+                <w:color w:val="000000" w:themeColor="text1"/>
+                <w:sz w:val="22"/>
+              </w:rPr>
+              <w:t>Tk.I</w:t>
+            </w:r>
+            <w:proofErr w:type="gramEnd"/>
+            <w:r>
+              <w:rPr>
+                <w:color w:val="000000" w:themeColor="text1"/>
+                <w:sz w:val="22"/>
+              </w:rPr>
+              <w:t xml:space="preserve"> / III-b</w:t>
             </w:r>
           </w:p>
         </w:tc>
@@ -3618,10 +4428,14 @@
           <w:p>
             <w:pPr>
               <w:spacing w:before="40" w:after="40"/>
+              <w:rPr>
+                <w:color w:val="000000" w:themeColor="text1"/>
+              </w:rPr>
             </w:pPr>
             <w:r>
               <w:rPr>
                 <w:b/>
+                <w:color w:val="000000" w:themeColor="text1"/>
                 <w:sz w:val="22"/>
               </w:rPr>
               <w:t>Unit Kerja</w:t>
@@ -3635,9 +4449,13 @@
           <w:p>
             <w:pPr>
               <w:spacing w:before="40" w:after="40"/>
+              <w:rPr>
+                <w:color w:val="000000" w:themeColor="text1"/>
+              </w:rPr>
             </w:pPr>
             <w:r>
               <w:rPr>
+                <w:color w:val="000000" w:themeColor="text1"/>
                 <w:sz w:val="22"/>
               </w:rPr>
               <w:t>:</w:t>
@@ -3646,14 +4464,18 @@
         </w:tc>
         <w:tc>
           <w:tcPr>
-            <w:tcW w:w="2757" w:type="dxa"/>
+            <w:tcW w:w="3764" w:type="dxa"/>
           </w:tcPr>
           <w:p>
             <w:pPr>
               <w:spacing w:before="40" w:after="40"/>
+              <w:rPr>
+                <w:color w:val="000000" w:themeColor="text1"/>
+              </w:rPr>
             </w:pPr>
             <w:r>
               <w:rPr>
+                <w:color w:val="000000" w:themeColor="text1"/>
                 <w:sz w:val="22"/>
               </w:rPr>
               <w:t>Lab Inovasi Digital, Prodi Sistem Informasi, FSTI ITK</w:t>
@@ -3672,10 +4494,14 @@
           <w:p>
             <w:pPr>
               <w:spacing w:before="40" w:after="40"/>
+              <w:rPr>
+                <w:color w:val="000000" w:themeColor="text1"/>
+              </w:rPr>
             </w:pPr>
             <w:r>
               <w:rPr>
                 <w:b/>
+                <w:color w:val="000000" w:themeColor="text1"/>
                 <w:sz w:val="22"/>
               </w:rPr>
               <w:t>Instansi</w:t>
@@ -3689,9 +4515,13 @@
           <w:p>
             <w:pPr>
               <w:spacing w:before="40" w:after="40"/>
+              <w:rPr>
+                <w:color w:val="000000" w:themeColor="text1"/>
+              </w:rPr>
             </w:pPr>
             <w:r>
               <w:rPr>
+                <w:color w:val="000000" w:themeColor="text1"/>
                 <w:sz w:val="22"/>
               </w:rPr>
               <w:t>:</w:t>
@@ -3700,14 +4530,18 @@
         </w:tc>
         <w:tc>
           <w:tcPr>
-            <w:tcW w:w="2757" w:type="dxa"/>
+            <w:tcW w:w="3764" w:type="dxa"/>
           </w:tcPr>
           <w:p>
             <w:pPr>
               <w:spacing w:before="40" w:after="40"/>
+              <w:rPr>
+                <w:color w:val="000000" w:themeColor="text1"/>
+              </w:rPr>
             </w:pPr>
             <w:r>
               <w:rPr>
+                <w:color w:val="000000" w:themeColor="text1"/>
                 <w:sz w:val="22"/>
               </w:rPr>
               <w:t>Institut Teknologi Kalimantan</w:t>
@@ -3726,10 +4560,14 @@
           <w:p>
             <w:pPr>
               <w:spacing w:before="40" w:after="40"/>
+              <w:rPr>
+                <w:color w:val="000000" w:themeColor="text1"/>
+              </w:rPr>
             </w:pPr>
             <w:r>
               <w:rPr>
                 <w:b/>
+                <w:color w:val="000000" w:themeColor="text1"/>
                 <w:sz w:val="22"/>
               </w:rPr>
               <w:t>Alamat Instansi</w:t>
@@ -3743,9 +4581,13 @@
           <w:p>
             <w:pPr>
               <w:spacing w:before="40" w:after="40"/>
+              <w:rPr>
+                <w:color w:val="000000" w:themeColor="text1"/>
+              </w:rPr>
             </w:pPr>
             <w:r>
               <w:rPr>
+                <w:color w:val="000000" w:themeColor="text1"/>
                 <w:sz w:val="22"/>
               </w:rPr>
               <w:t>:</w:t>
@@ -3754,14 +4596,18 @@
         </w:tc>
         <w:tc>
           <w:tcPr>
-            <w:tcW w:w="2757" w:type="dxa"/>
+            <w:tcW w:w="3764" w:type="dxa"/>
           </w:tcPr>
           <w:p>
             <w:pPr>
               <w:spacing w:before="40" w:after="40"/>
+              <w:rPr>
+                <w:color w:val="000000" w:themeColor="text1"/>
+              </w:rPr>
             </w:pPr>
             <w:r>
               <w:rPr>
+                <w:color w:val="000000" w:themeColor="text1"/>
                 <w:sz w:val="22"/>
               </w:rPr>
               <w:t>Jl. Soekarno-Hatta KM 15, Balikpapan, Kaltim 76127</w:t>
@@ -3780,10 +4626,14 @@
           <w:p>
             <w:pPr>
               <w:spacing w:before="40" w:after="40"/>
+              <w:rPr>
+                <w:color w:val="000000" w:themeColor="text1"/>
+              </w:rPr>
             </w:pPr>
             <w:r>
               <w:rPr>
                 <w:b/>
+                <w:color w:val="000000" w:themeColor="text1"/>
                 <w:sz w:val="22"/>
               </w:rPr>
               <w:t>Nama Mentor</w:t>
@@ -3797,9 +4647,13 @@
           <w:p>
             <w:pPr>
               <w:spacing w:before="40" w:after="40"/>
+              <w:rPr>
+                <w:color w:val="000000" w:themeColor="text1"/>
+              </w:rPr>
             </w:pPr>
             <w:r>
               <w:rPr>
+                <w:color w:val="000000" w:themeColor="text1"/>
                 <w:sz w:val="22"/>
               </w:rPr>
               <w:t>:</w:t>
@@ -3808,18 +4662,31 @@
         </w:tc>
         <w:tc>
           <w:tcPr>
-            <w:tcW w:w="2757" w:type="dxa"/>
+            <w:tcW w:w="3764" w:type="dxa"/>
           </w:tcPr>
           <w:p>
             <w:pPr>
               <w:spacing w:before="40" w:after="40"/>
+              <w:rPr>
+                <w:color w:val="000000" w:themeColor="text1"/>
+              </w:rPr>
             </w:pPr>
             <w:r>
               <w:rPr>
+                <w:color w:val="000000" w:themeColor="text1"/>
                 <w:sz w:val="22"/>
               </w:rPr>
-              <w:t>Irma Fitria, S.Si., M.Si</w:t>
-            </w:r>
+              <w:t xml:space="preserve">Irma Fitria, S.Si., </w:t>
+            </w:r>
+            <w:proofErr w:type="gramStart"/>
+            <w:r>
+              <w:rPr>
+                <w:color w:val="000000" w:themeColor="text1"/>
+                <w:sz w:val="22"/>
+              </w:rPr>
+              <w:t>M.Si</w:t>
+            </w:r>
+            <w:proofErr w:type="gramEnd"/>
           </w:p>
         </w:tc>
       </w:tr>
@@ -3834,10 +4701,14 @@
           <w:p>
             <w:pPr>
               <w:spacing w:before="40" w:after="40"/>
+              <w:rPr>
+                <w:color w:val="000000" w:themeColor="text1"/>
+              </w:rPr>
             </w:pPr>
             <w:r>
               <w:rPr>
                 <w:b/>
+                <w:color w:val="000000" w:themeColor="text1"/>
                 <w:sz w:val="22"/>
               </w:rPr>
               <w:t>Nama Coach</w:t>
@@ -3851,9 +4722,13 @@
           <w:p>
             <w:pPr>
               <w:spacing w:before="40" w:after="40"/>
+              <w:rPr>
+                <w:color w:val="000000" w:themeColor="text1"/>
+              </w:rPr>
             </w:pPr>
             <w:r>
               <w:rPr>
+                <w:color w:val="000000" w:themeColor="text1"/>
                 <w:sz w:val="22"/>
               </w:rPr>
               <w:t>:</w:t>
@@ -3862,14 +4737,18 @@
         </w:tc>
         <w:tc>
           <w:tcPr>
-            <w:tcW w:w="2757" w:type="dxa"/>
+            <w:tcW w:w="3764" w:type="dxa"/>
           </w:tcPr>
           <w:p>
             <w:pPr>
               <w:spacing w:before="40" w:after="40"/>
+              <w:rPr>
+                <w:color w:val="000000" w:themeColor="text1"/>
+              </w:rPr>
             </w:pPr>
             <w:r>
               <w:rPr>
+                <w:color w:val="000000" w:themeColor="text1"/>
                 <w:sz w:val="22"/>
               </w:rPr>
               <w:t>Mustari Kurniawati, S.IP., MPA</w:t>
@@ -3888,10 +4767,14 @@
           <w:p>
             <w:pPr>
               <w:spacing w:before="40" w:after="40"/>
+              <w:rPr>
+                <w:color w:val="000000" w:themeColor="text1"/>
+              </w:rPr>
             </w:pPr>
             <w:r>
               <w:rPr>
                 <w:b/>
+                <w:color w:val="000000" w:themeColor="text1"/>
                 <w:sz w:val="22"/>
               </w:rPr>
               <w:t>Angkatan/Kelompok</w:t>
@@ -3905,9 +4788,13 @@
           <w:p>
             <w:pPr>
               <w:spacing w:before="40" w:after="40"/>
+              <w:rPr>
+                <w:color w:val="000000" w:themeColor="text1"/>
+              </w:rPr>
             </w:pPr>
             <w:r>
               <w:rPr>
+                <w:color w:val="000000" w:themeColor="text1"/>
                 <w:sz w:val="22"/>
               </w:rPr>
               <w:t>:</w:t>
@@ -3916,14 +4803,18 @@
         </w:tc>
         <w:tc>
           <w:tcPr>
-            <w:tcW w:w="2757" w:type="dxa"/>
+            <w:tcW w:w="3764" w:type="dxa"/>
           </w:tcPr>
           <w:p>
             <w:pPr>
               <w:spacing w:before="40" w:after="40"/>
+              <w:rPr>
+                <w:color w:val="000000" w:themeColor="text1"/>
+              </w:rPr>
             </w:pPr>
             <w:r>
               <w:rPr>
+                <w:color w:val="000000" w:themeColor="text1"/>
                 <w:sz w:val="22"/>
               </w:rPr>
               <w:t>Angkatan VI / Kelompok I</w:t>
@@ -3932,9 +4823,15 @@
         </w:tc>
       </w:tr>
     </w:tbl>
-    <w:p/>
+    <w:p>
+      <w:pPr>
+        <w:rPr>
+          <w:color w:val="000000" w:themeColor="text1"/>
+        </w:rPr>
+      </w:pPr>
+    </w:p>
     <w:sectPr>
-      <w:footerReference w:type="default" r:id="rId8"/>
+      <w:footerReference w:type="default" r:id="rId11"/>
       <w:pgSz w:w="12240" w:h="15840"/>
       <w:pgMar w:top="1701" w:right="1701" w:bottom="1417" w:left="2268" w:header="720" w:footer="720" w:gutter="0"/>
       <w:cols w:space="720"/>
